--- a/example_articles/states/Ohio/3.states_Ohio_New_York_Times.docx
+++ b/example_articles/states/Ohio/3.states_Ohio_New_York_Times.docx
@@ -27,17 +27,17 @@
     </w:p>
     <w:p>
       <w:r>
-        <w:t>Source File: NYT/38.DOCX</w:t>
+        <w:t>Source file: NYT/38.DOCX</w:t>
       </w:r>
     </w:p>
     <w:p>
       <w:r>
-        <w:t>Raw locations result: ['Ohio']</w:t>
+        <w:t>Raw locations result, 'locations': ['Ohio']</w:t>
       </w:r>
     </w:p>
     <w:p>
       <w:r>
-        <w:t>states_stand_flat (Standardized): Ohio</w:t>
+        <w:t>Standardized locations result, 'states_stand_flat': Ohio</w:t>
       </w:r>
     </w:p>
     <w:p>

--- a/example_articles/states/Ohio/3.states_Ohio_New_York_Times.docx
+++ b/example_articles/states/Ohio/3.states_Ohio_New_York_Times.docx
@@ -7,7 +7,7 @@
         <w:pStyle w:val="Heading1"/>
       </w:pPr>
       <w:r>
-        <w:t>Widowed Mom of 7 vs. a Loan Shark</w:t>
+        <w:t>Federal Budget Puts Wild Card Into Ohio Race</w:t>
       </w:r>
     </w:p>
     <w:p>
@@ -17,17 +17,17 @@
     </w:p>
     <w:p>
       <w:r>
-        <w:t>Date: 1999-12-03</w:t>
+        <w:t>Date: 1990-10-18</w:t>
       </w:r>
     </w:p>
     <w:p>
       <w:r>
-        <w:t>Section: Section E; PT1; Column 1; Movies, Performing Arts/Weekend Desk; Pg. 25</w:t>
+        <w:t>Section: Section A; Page 16, Column 1; National Desk</w:t>
       </w:r>
     </w:p>
     <w:p>
       <w:r>
-        <w:t>Source file: NYT/38.DOCX</w:t>
+        <w:t>Source file: NYT/26.DOCX</w:t>
       </w:r>
     </w:p>
     <w:p>
@@ -49,37 +49,125 @@
     </w:p>
     <w:p>
       <w:r>
-        <w:t>What actress wouldn't be tempted to play someone as gosh darn lovable as the title character of Anjelica Huston's film ''Agnes Browne''? The indefatigably plucky, good-humored mother of seven adoring children in 1967 Dublin, Agnes (Ms. Huston) is a twinkly-eyed, salt-of-the-earth gal and ideal mom who rarely loses her temper despite being poor and newly widowed with mouths to feed and a job selling fruits and vegetables in an outdoor market. How does Agnes do it? Only heaven and the creators of upbeat radio serials and popular novels and the people who turn them into treacly feel-good movies could really tell you.</w:t>
+        <w:t>With a base of support in this largely ethnic, racially diverse and heavily unionized city, George Voinovich, a Republican who is a popular former Mayor, seemed to start the campaign for governor of Ohio already holding the Democratic trump card.</w:t>
         <w:br/>
-        <w:t xml:space="preserve"> Agnes also looks so pretty in a party dress that when Pierre (Arno Chevrier), the shy but ardent French baker in her neighborhood takes her out on a first date, he is as dazzled as though he were escorting a princess. But lest you think Agnes is perfect, she harbors one terrible weakness. Her heart melts for the strapping Welsh belter Tom Jones, especially when he sings ''She's a Lady.''</w:t>
+        <w:t>So it was hardly surprising that polls this month showed Mr. Voinovich with a lead of 10 percentage points or more over the Democratic nominee, Anthony J. Celebrezze Jr., the State Attorney General.</w:t>
         <w:br/>
-        <w:t xml:space="preserve">  Her biggest dream in life is to meet the star. And since ''Agnes Browne'' is a movie about answered prayers and humble dreams coming true, she is granted her wish. Near the end of the movie, the 1999 Tom Jones appears at Christmastime like the next-best thing to Santa Claus, looking rather self-conscious playing his 1967 self.</w:t>
+        <w:t>But in the budget dispute in Washington, Mr. Voinovich may have been dealt a troublesome wild card, as many reports of the rancorous battle over taxes have cast the Republicans as protectors of the rich.</w:t>
         <w:br/>
-        <w:t xml:space="preserve"> Agnes Browne didn't emerge out of nowhere. She is the heroic matriarch of ''The Mammy,'' a best-selling semi-autobiographical novel by the Irish writer, comedian and storyteller Brendan O'Carroll. That novel was spun off from a popular Irish radio serial, ''Mrs. Browne's Boys,'' written by and starring Mr. O'Carroll, who was co-writer of the screenplay for the movie.</w:t>
+        <w:t>''You bet it's going to affect my vote,'' said Iva Schuster, as she stacked supplies at a K mart store in the working-class suburb of Berea. ''They're trying to put the screws to blue-collar people like us.''</w:t>
         <w:br/>
-        <w:t xml:space="preserve"> Perhaps because it originated as a serial, ''Agnes Browne,'' directed by Ms. Huston, has an episodic rhythm and little dramatic tension. It certainly has none of the grit and passion of Ms. Huston's 1996 debut directing the television movie of Dorothy Allison's memoir ''Bastard Out of Carolina.'' It is really nothing more than a series of homey skits loosely woven into a portrait of a working-class saint.</w:t>
+        <w:t>Working Class vs. Elite</w:t>
         <w:br/>
-        <w:t xml:space="preserve"> When we first meet Agnes, she is newly widowed and applying for a pension, which is denied because she hasn't brought a death certificate (her husband died that afternoon). To pay for the funeral Agnes is forced to borrow from the fiendish neighborhood loan shark, Mr. Billy (Ray Winstone). The funeral turns into a farce when the limousine carrying her husband's body breaks down on the way to the cemetery. Later the funeral party is embarrassed to find itself standing beside the wrong grave.</w:t>
+        <w:t>In a dash, Democrats here have hit the airwaves with commercials that portray Mr. Voinovich as part of a Republican Party establishment that caters to the elite.</w:t>
         <w:br/>
-        <w:t xml:space="preserve"> The movie, which opens today at the Coronet, is a succession of such humorous vignettes with one tragedy thrown in, when Agnes's best friend, Marion (Marion O'Dwyer), contracts terminal cancer. Marion, like Agnes, is an innocent with a heart of gold. When a lump is discovered on her breast, she is certain it is a result of having had what she calls her first ''organism'' (meaning orgasm), which is something Agnes has barely even heard of much less experienced.</w:t>
+        <w:t>Mr. Celebrezze, who has also criticized his opponent for recently holding a $25,000-a-ticket fund-raising event with President Bush, contends that his polls now show the race even.</w:t>
         <w:br/>
-        <w:t xml:space="preserve"> Later in the movie, the evil Mr. Billy, whom Mr. Winstone plays as a leering, child-hating Dickensian monster, gets even with Agnes for paying him back the money he lent her by tricking her adolescent son Mark (Niall O'Shea) into borrowing some cash to buy his mother a present. Mark's mistake triggers the only strife among a brood where sibling rivalry doesn't seem to exist, nor does any other emotion except for a collective devotion to Mom.</w:t>
+        <w:t>Until now, the contest to succeed Gov. Richard F. Celeste, a Democrat who is required by state law to step down after serving two consecutive terms, has seen little in the way of fireworks or political drama.</w:t>
         <w:br/>
-        <w:t xml:space="preserve"> Even though Ms. Houston wisely underplays her role, Agnes still emerges as too noble by half. Straddling the blurry line between sentimental family fare and grown-up comedy-drama, ''Agnes Browne'' is so eager to warm the cockles of your heart that you almost hear it sob, ''You like me, you really like me!''</w:t>
+        <w:t>''Voinovich has been running very strongly in traditionally Democratic country,'' said Herbert Asher, a political science professor at Ohio State University. ''Now Celebrezze has finally latched on to something that could narrow the gap: populism. He's running against Washington, putting himself forward as the man who will fight for the working class.''</w:t>
         <w:br/>
-        <w:t xml:space="preserve"> ''Agnes Browne'' is rated R (Under 17 requires accompanying parent or adult guardian). It includes strong language and frank sexual discussions.</w:t>
+        <w:t>But Mr. Voinovich stands to benefit from an economic upswing in Cleveland, a city that was flat on its back in 1979, when he took over as Mayor.</w:t>
         <w:br/>
+        <w:t>The symbol of Cleveland's renaissance is rising on the banks of the Cuyahoga River, where a gleaming new 52-story building, Tower City Center, boasts expensive stores, hotels and movie theaters. Along with other new commercial projects, the center is seen as a symbol of civic pride, a jewel amid the rust that characterized the long, hard times for this old factory city.</w:t>
         <w:br/>
-        <w:t>AGNES BROWNE</w:t>
+        <w:t xml:space="preserve"> </w:t>
         <w:br/>
-        <w:t>Directed by Anjelica Huston; written by John Goldsmith and Brendan O'Carroll, based on Mr. O'Carroll's novel ''The Mammy''; director of photography, Anthony B. Richmond; edited by Eva Gardos; music by Paddy Moloney; production designer, David Brockhurst; produced by Jim Sheridan, Arthur Lappin and Ms. Huston; released by USA Films. At the Coronet, Third Avenue at 59th Street, Manhattan. Running time: 92 minutes. This film is rated R.</w:t>
+        <w:t>Delay in Endorsement</w:t>
         <w:br/>
+        <w:t>''I'm a registered Democrat, but I'm voting for Voinovich,'' said Leon Burleigh, a security guard inside the center, who said he owed his job to the aggressive policies of the former Mayor. ''And he's been fair to everyone. He's given blacks a fair shake.''</w:t>
         <w:br/>
-        <w:t>WITH: Anjelica Huston (Agnes Browne), Ray Winstone (Mr. Billy), Marion O'Dwyer (Marion Monks), Arno Chevrier (Pierre), Niall O'Shea (Mark) and Tom Jones (himself).</w:t>
+        <w:t>Cleveland's Mayor, Michael White, a Democrat, has endorsed Mr. Celebrezze. But the Mayor, who is black, did not do so until well into the campaign, and political observers here say the delay demonstrated Mr. Voinovich's popularity among voters here, black and white. Mr. Voinovich stepped down as Mayor in December after 10 years in office.</w:t>
         <w:br/>
+        <w:t>Throughout Ohio, especially in urban centers that experienced hard times in the 1970's, many voters cite the Cleveland turnaround as reason enough to support the Republican. ''If he can do for the rest of Ohio what he did for Cleveland,'' said Doug Welker, who works for the General Motors Company in Youngstown, ''then I'm all for Voinovich.''</w:t>
         <w:br/>
+        <w:t>But many Ohioans expressed resentment toward Republicans on the tax issue.</w:t>
         <w:br/>
-        <w:t>http://www.nytimes.com</w:t>
+        <w:t>Vice President Dan Quayle campaigned Saturday with Mr. Voinovich in rural southeastern Ohio, the impoverished, hilly country that shares many of the problems of Appalachia.</w:t>
+        <w:br/>
+        <w:t>Curtis Ramey, a 49-year-old firefighter in Rio Grande, took his 6-year-old grandson to the curbside in the little town to catch a glimpse of the Vice President, who waved from the back seat of a black limousine that moved past the clapboard houses here.</w:t>
+        <w:br/>
+        <w:t xml:space="preserve"> </w:t>
+        <w:br/>
+        <w:t>Paying Fair Share</w:t>
+        <w:br/>
+        <w:t>''I wanted the boy to see the Vice President, but I'm voting Democrat,'' Mr. Ramey said curtly, folding his arms against his chest. ''The rich people ought to start paying their fair share. The Republicans don't seem to understand that.''</w:t>
+        <w:br/>
+        <w:t>The two candidates are generally viewed here as honest and intelligent politicians, if not dynamic campaigners. Their agendas do not seem drastically at odds, although they differ on the abortion issue.</w:t>
+        <w:br/>
+        <w:t>Mr. Celebrezze, reversing a longtime stand, has declared his support for a woman's right to abortion; Mr. Voinovich, who has characterized his opponent as ''a flip-flopper'' on the issue, opposes abortion except in cases of rape, incest or where necessary to protect the health of the woman.</w:t>
+        <w:br/>
+        <w:t>''The abortion issue hasn't had the kind of salience that it has in other states,'' said Mr. Asher, the political science professor. ''Voinovich has done very little to scare the pro-choice people. He's said he wouldn't try to change the status quo.''</w:t>
+        <w:br/>
+        <w:t>At the rally in Rio Grande with Mr. Quayle, Mr. Voinovich stressed patriotism and prosperity. The Republican, a tall, slender man with an angular face, punched his index finger in the air and vowed that rural Ohio ''will not be forgotten.''</w:t>
+        <w:br/>
+        <w:t>''There will be jobs, more jobs, better jobs,'' he said.</w:t>
+        <w:br/>
+        <w:t xml:space="preserve"> </w:t>
+        <w:br/>
+        <w:t>'Rights of Victims'</w:t>
+        <w:br/>
+        <w:t>In his endorsement, Mr. Quayle praised Mr. Voinovich as someone who would ''put the rights of victims ahead of the rights of criminals.'' And he accused Congressional Democrats of stalling on the budget.</w:t>
+        <w:br/>
+        <w:t>''They fight us on everything,'' Mr. Quayle said with exasperation.</w:t>
+        <w:br/>
+        <w:t>At a country fair in nearby Gallipolis, where Mr. Voinovich stopped briefly with the Vice President, a young dental hygienist sat on a bale of hay and promised her vote.</w:t>
+        <w:br/>
+        <w:t>''The Republicans believe people should have to work for a living,'' said the woman, Raegene Wood, as she listened to a country music band strum a Merle Haggard standard. ''The Democrats are more for giving handouts.''</w:t>
+        <w:br/>
+        <w:t>On the stump, Mr. Celebrezze, the son of a former Mayor of Cleveland, has the deliberate manner of an economics professor, explaining the certitude of his theories.</w:t>
+        <w:br/>
+        <w:t>''Our message is very simple,'' he told a group of black supporters in Columbus on Saturday. ''We will work on behalf of working people and forgotten people.''</w:t>
+        <w:br/>
+        <w:t>''The Republicans have no concept of what working people earn,'' he added, rolling his eyes in disgust over the $25,000-a-ticket Republican event that Mr. Bush attended here earlier in the campaign. ''I intend to work for the people who make $25,000 in a whole year.''</w:t>
+        <w:br/>
+        <w:t xml:space="preserve"> </w:t>
+        <w:br/>
+        <w:t xml:space="preserve"> </w:t>
+        <w:br/>
+        <w:t>THE 1990 CAMPAIGN</w:t>
+        <w:br/>
+        <w:t xml:space="preserve"> </w:t>
+        <w:br/>
+        <w:t>Ohio</w:t>
+        <w:br/>
+        <w:t xml:space="preserve"> </w:t>
+        <w:br/>
+        <w:t>GOVERNOR'S RACE</w:t>
+        <w:br/>
+        <w:t xml:space="preserve"> </w:t>
+        <w:br/>
+        <w:t>Democrat: Anthony J. Celebrezze, 49</w:t>
+        <w:br/>
+        <w:t>Republican: George Voinovich, 54</w:t>
+        <w:br/>
+        <w:t xml:space="preserve"> </w:t>
+        <w:br/>
+        <w:t>ANALYSIS</w:t>
+        <w:br/>
+        <w:t xml:space="preserve"> </w:t>
+        <w:br/>
+        <w:t>While the candidates differ on the issue of abortion, the race appears to pivot on the coice between Mr. Voinovich's pro-business stance, which invigorated Cleveland during his years as Mayor, and Mr. Celebrezze's position that workers and others ofmodest means are not getting a fair shake from government, especially on taxes.</w:t>
+        <w:br/>
+        <w:t xml:space="preserve"> </w:t>
+        <w:br/>
+        <w:t>REGISTERED VOTERS</w:t>
+        <w:br/>
+        <w:t xml:space="preserve"> </w:t>
+        <w:br/>
+        <w:t>Dem.: 1,821,762</w:t>
+        <w:br/>
+        <w:t>Rep.: 1,217,864</w:t>
+        <w:br/>
+        <w:t>Ind.: 2,744,947</w:t>
+        <w:br/>
+        <w:t xml:space="preserve"> </w:t>
+        <w:br/>
+        <w:t>LATEST POLL RESULTS</w:t>
+        <w:br/>
+        <w:t xml:space="preserve"> </w:t>
+        <w:br/>
+        <w:t>Survey of 600 registered voters by The Akron Beacon Journal and the University of Akron Sept. 24 to Oct. 4 showed Mr. Voinovich with 50.5 percent, Mr. Cleberezze with 35.4 percent and 14.1 percent undecided. Margin of error: 4 percentage points.</w:t>
         <w:br/>
         <w:br/>
         <w:t>Graphic</w:t>
@@ -87,7 +175,7 @@
         <w:br/>
         <w:t xml:space="preserve"> </w:t>
         <w:br/>
-        <w:t>Photo: Anjelica Huston, left, and Marion O'Dwyer in Ms. Huston's ''Agnes Browne,'' a story set in Dublin in 1967. (Jonathan Hession/October Films)</w:t>
+        <w:t>Photos: Reaction to the dispute over the Federal budget may hurt George Voinovich, left, the Republican candidate for governor of Ohio, and help his Democratic rival, Anthony J. Celebrezze Jr., the State Attorney General. (Associated Press)</w:t>
       </w:r>
     </w:p>
     <w:sectPr>

--- a/example_articles/states/Ohio/3.states_Ohio_New_York_Times.docx
+++ b/example_articles/states/Ohio/3.states_Ohio_New_York_Times.docx
@@ -7,7 +7,7 @@
         <w:pStyle w:val="Heading1"/>
       </w:pPr>
       <w:r>
-        <w:t>Federal Budget Puts Wild Card Into Ohio Race</w:t>
+        <w:t>In Battleground Ohio, Trump Seeks Optimism On Economy and Virus</w:t>
       </w:r>
     </w:p>
     <w:p>
@@ -17,17 +17,17 @@
     </w:p>
     <w:p>
       <w:r>
-        <w:t>Date: 1990-10-18</w:t>
+        <w:t>Date: 2020-08-07</w:t>
       </w:r>
     </w:p>
     <w:p>
       <w:r>
-        <w:t>Section: Section A; Page 16, Column 1; National Desk</w:t>
+        <w:t>Section: Section A; Column 0; National Desk; Pg. 19</w:t>
       </w:r>
     </w:p>
     <w:p>
       <w:r>
-        <w:t>Source file: NYT/26.DOCX</w:t>
+        <w:t>Source file: NYT/12.DOCX</w:t>
       </w:r>
     </w:p>
     <w:p>
@@ -49,125 +49,68 @@
     </w:p>
     <w:p>
       <w:r>
-        <w:t>With a base of support in this largely ethnic, racially diverse and heavily unionized city, George Voinovich, a Republican who is a popular former Mayor, seemed to start the campaign for governor of Ohio already holding the Democratic trump card.</w:t>
+        <w:t>The president came into 2020 considering the state a lock, but his performance in managing the pandemic and delivering on his promises from four years ago could put it in play.</w:t>
         <w:br/>
-        <w:t>So it was hardly surprising that polls this month showed Mr. Voinovich with a lead of 10 percentage points or more over the Democratic nominee, Anthony J. Celebrezze Jr., the State Attorney General.</w:t>
+        <w:t xml:space="preserve">President Trump traveled Thursday to the crucial battleground of Ohio, hoping to highlight efforts to bolster the economy after the damage done by the spread of the coronavirus and to announce new executive orders to make drug prices more affordable. </w:t>
         <w:br/>
-        <w:t>But in the budget dispute in Washington, Mr. Voinovich may have been dealt a troublesome wild card, as many reports of the rancorous battle over taxes have cast the Republicans as protectors of the rich.</w:t>
+        <w:t xml:space="preserve">  But he could not escape the reality of the landscape he is facing: Before Mr. Trump arrived, the state's Republican governor, Mike DeWine, tested positive for the coronavirus during a routine screening for people meeting the president.</w:t>
         <w:br/>
-        <w:t>''You bet it's going to affect my vote,'' said Iva Schuster, as she stacked supplies at a K mart store in the working-class suburb of Berea. ''They're trying to put the screws to blue-collar people like us.''</w:t>
+        <w:t xml:space="preserve">  The sudden change in plans -- Mr. DeWine, 73, had been expected to greet Mr. Trump at the airport when the president arrived -- mirrored the president's shifting fortunes in a state that coming into 2020 had seemed unassailable on Mr. Trump's electoral map. After a second, different type of test on Thursday, Mr. DeWine came up negative.</w:t>
         <w:br/>
-        <w:t>Working Class vs. Elite</w:t>
+        <w:t xml:space="preserve">  But the failures in his response to the pandemic have changed the forecast for November in Ohio, where cases remain high. Several polls in the state have shown the presumptive Democratic presidential nominee, former Vice President Joseph R. Biden Jr., running close to Mr. Trump.</w:t>
         <w:br/>
-        <w:t>In a dash, Democrats here have hit the airwaves with commercials that portray Mr. Voinovich as part of a Republican Party establishment that caters to the elite.</w:t>
+        <w:t xml:space="preserve">  Mr. Trump could still win in Ohio, a state that has been won by Republicans seven times since 1972 and that has been a strong predictor of the national winner.</w:t>
         <w:br/>
-        <w:t>Mr. Celebrezze, who has also criticized his opponent for recently holding a $25,000-a-ticket fund-raising event with President Bush, contends that his polls now show the race even.</w:t>
+        <w:t xml:space="preserve">  But the cost in ''resources, attention and manpower is likely to cost him another needed state,'' said Nicholas Everhart, the president of Content Creative Media, a Republican national ad-buying firm based in Ohio. Mr. Trump's re-election campaign has laid out tens of millions of dollars for a fall advertising blitz there.</w:t>
         <w:br/>
-        <w:t>Until now, the contest to succeed Gov. Richard F. Celeste, a Democrat who is required by state law to step down after serving two consecutive terms, has seen little in the way of fireworks or political drama.</w:t>
+        <w:t xml:space="preserve">  ''On Jan. 1, there was not a serious consultant on the Republican or Democrat side who thought Ohio was an up-for-grabs presidential swing state,'' he said.</w:t>
         <w:br/>
-        <w:t>''Voinovich has been running very strongly in traditionally Democratic country,'' said Herbert Asher, a political science professor at Ohio State University. ''Now Celebrezze has finally latched on to something that could narrow the gap: populism. He's running against Washington, putting himself forward as the man who will fight for the working class.''</w:t>
+        <w:t xml:space="preserve">  Mr. Everhart said that a number of factors have made the state more competitive for Democrats, even though Republicans fared relatively well there in 2018.</w:t>
         <w:br/>
-        <w:t>But Mr. Voinovich stands to benefit from an economic upswing in Cleveland, a city that was flat on its back in 1979, when he took over as Mayor.</w:t>
+        <w:t xml:space="preserve">  ''The economic fallout of the pandemic, though, seems to have caught Ohio up with Michigan, Wisconsin and Pennsylvania, particularly in the Columbus and Cleveland suburbs,'' Mr. Everhart said, describing shifts in political support.</w:t>
         <w:br/>
-        <w:t>The symbol of Cleveland's renaissance is rising on the banks of the Cuyahoga River, where a gleaming new 52-story building, Tower City Center, boasts expensive stores, hotels and movie theaters. Along with other new commercial projects, the center is seen as a symbol of civic pride, a jewel amid the rust that characterized the long, hard times for this old factory city.</w:t>
+        <w:t xml:space="preserve">  And a local corruption scandal that has seen federal racketeering charges filed against the Republican speaker of the House in Ohio could have a toxic effect for other Republicans in the state, Mr. Everhart said.</w:t>
         <w:br/>
-        <w:t xml:space="preserve"> </w:t>
+        <w:t xml:space="preserve">  It is also one of a number of states where Republicans are trying to help Kanye West, the rapper and occasional Trump ally who has said he is running for president, fulfill requirements to get on the ballot, a move that many see as an effort to siphon Black votes away from Mr. Biden. Mr. West appeared to confirm this week in an interview with Forbes that he was trying to harm the former vice president.</w:t>
         <w:br/>
-        <w:t>Delay in Endorsement</w:t>
+        <w:t xml:space="preserve">  Mr. Biden, whose advisers believe can connect with the working-class white voters who bolstered Mr. Trump in 2016, remains an elusive target for the president.</w:t>
         <w:br/>
-        <w:t>''I'm a registered Democrat, but I'm voting for Voinovich,'' said Leon Burleigh, a security guard inside the center, who said he owed his job to the aggressive policies of the former Mayor. ''And he's been fair to everyone. He's given blacks a fair shake.''</w:t>
+        <w:t xml:space="preserve">  When Mr. Trump arrived in Ohio and gave a speech to a group of supporters, he accused Mr. Biden of trying to ''hurt'' the Bible and ''hurt'' God.</w:t>
         <w:br/>
-        <w:t>Cleveland's Mayor, Michael White, a Democrat, has endorsed Mr. Celebrezze. But the Mayor, who is black, did not do so until well into the campaign, and political observers here say the delay demonstrated Mr. Voinovich's popularity among voters here, black and white. Mr. Voinovich stepped down as Mayor in December after 10 years in office.</w:t>
+        <w:t xml:space="preserve">  ''He's against God,'' Mr. Trump, who rarely attends church and has had trouble pointing to specific Bible verses that he likes, said, promptly obliterating whatever media attention his aides hoped an earlier remark that Mr. Biden had made about Black people would get. ''He's against guns. He's against energy, our kind of energy. I don't think he's going to do too well in Ohio.''</w:t>
         <w:br/>
-        <w:t>Throughout Ohio, especially in urban centers that experienced hard times in the 1970's, many voters cite the Cleveland turnaround as reason enough to support the Republican. ''If he can do for the rest of Ohio what he did for Cleveland,'' said Doug Welker, who works for the General Motors Company in Youngstown, ''then I'm all for Voinovich.''</w:t>
+        <w:t xml:space="preserve">  The remark prompted a swift rebuke from Mr. Biden's campaign and, hours later, from the former vice president himself.</w:t>
         <w:br/>
-        <w:t>But many Ohioans expressed resentment toward Republicans on the tax issue.</w:t>
+        <w:t xml:space="preserve">  Mr. Biden, a Catholic, described his faith as the ''bedrock foundation of my life'' that sustained him after he lost his first wife and daughter in a car accident, and later, his adult son Beau Biden to cancer.</w:t>
         <w:br/>
-        <w:t>Vice President Dan Quayle campaigned Saturday with Mr. Voinovich in rural southeastern Ohio, the impoverished, hilly country that shares many of the problems of Appalachia.</w:t>
+        <w:t xml:space="preserve">  ''For President Trump to attack my faith is shameful,'' Mr. Biden said, calling it ''beneath the office he holds.'' He added that the attacks ''show us a man willing to stoop to any low for political gain, and someone whose actions are completely at odds with the values and teachings that he professes to believe in.''</w:t>
         <w:br/>
-        <w:t>Curtis Ramey, a 49-year-old firefighter in Rio Grande, took his 6-year-old grandson to the curbside in the little town to catch a glimpse of the Vice President, who waved from the back seat of a black limousine that moved past the clapboard houses here.</w:t>
+        <w:t xml:space="preserve">  Mr. Trump maintained that Mr. Biden frequently is confused about his whereabouts, during a speech in which the president mispronounced Thailand as ''Thighland,'' catching himself a short time later.</w:t>
         <w:br/>
-        <w:t xml:space="preserve"> </w:t>
+        <w:t xml:space="preserve">  The president spoke as his aides struggled to get a deal for new legislation to help people suffering economic pain caused by the coronavirus, something Mark Meadows, his chief of staff, and Steven Mnuchin, the Treasury secretary, have been scrambling to achieve in negotiations with Democratic leaders. Mr. Trump has not been a meaningful part of the talks, preferring to comment from the sidelines. After a fund-raiser on Thursday evening in Ohio, he will head to his private club in New Jersey and has fund-raisers scheduled this weekend.</w:t>
         <w:br/>
-        <w:t>Paying Fair Share</w:t>
+        <w:t xml:space="preserve">  Mr. Trump's swing through Ohio took him to Clyde, where he toured a Whirlpool factory. The president wore a mask as he walked through the plant, giving a thumbs-up sign to photographers nearby, a notable move given his longstanding resistance to the masks until the past few weeks. Mr. DeWine has been a proponent of masks; he issued a statewide order requiring them last month.</w:t>
         <w:br/>
-        <w:t>''I wanted the boy to see the Vice President, but I'm voting Democrat,'' Mr. Ramey said curtly, folding his arms against his chest. ''The rich people ought to start paying their fair share. The Republicans don't seem to understand that.''</w:t>
+        <w:t xml:space="preserve">  Then, standing at a lectern with the presidential seal, his face glistening with sweat, Mr. Trump delivered a winding series of remarks that were ostensibly about trade and the economy, but that took several detours into criticizing Mr. Biden and complaining about his political lot in life.</w:t>
         <w:br/>
-        <w:t>The two candidates are generally viewed here as honest and intelligent politicians, if not dynamic campaigners. Their agendas do not seem drastically at odds, although they differ on the abortion issue.</w:t>
+        <w:t xml:space="preserve">  ''I had such a beautiful life before I did this,'' Mr. Trump said at one point.</w:t>
         <w:br/>
-        <w:t>Mr. Celebrezze, reversing a longtime stand, has declared his support for a woman's right to abortion; Mr. Voinovich, who has characterized his opponent as ''a flip-flopper'' on the issue, opposes abortion except in cases of rape, incest or where necessary to protect the health of the woman.</w:t>
+        <w:t xml:space="preserve">  The president's inability to stick to his script has infuriated and exasperated his advisers, who believe he could be in a much stronger position in the campaign if only he would stop creating so much content for his critics and opponent.</w:t>
         <w:br/>
-        <w:t>''The abortion issue hasn't had the kind of salience that it has in other states,'' said Mr. Asher, the political science professor. ''Voinovich has done very little to scare the pro-choice people. He's said he wouldn't try to change the status quo.''</w:t>
+        <w:t xml:space="preserve">  During the event, Mr. Trump announced his plan to reimpose tariffs on Canadian-made aluminum. He criticized Mr. Biden and former President Barack Obama as purveyors of ''broken promises and brazen sellouts and lost jobs.''</w:t>
         <w:br/>
-        <w:t>At the rally in Rio Grande with Mr. Quayle, Mr. Voinovich stressed patriotism and prosperity. The Republican, a tall, slender man with an angular face, punched his index finger in the air and vowed that rural Ohio ''will not be forgotten.''</w:t>
+        <w:t xml:space="preserve">  He insisted the job outlook would improve soon, despite the sharp rise in unemployment when the pandemic began and the continued elevated levels of new claims for jobless benefits -- developments that have undercut his ability to claim he has delivered on his promises of four years ago to restore American manufacturing might and middle-class opportunity.</w:t>
         <w:br/>
-        <w:t>''There will be jobs, more jobs, better jobs,'' he said.</w:t>
+        <w:t xml:space="preserve">  He praised the economy that existed before the arrival of the virus. And he lauded his administration's response to the coronavirus despite polling suggesting that voters are displeased with his repeated playing down of the threat.</w:t>
         <w:br/>
-        <w:t xml:space="preserve"> </w:t>
+        <w:t xml:space="preserve">  He talked up an executive order requiring the federal government to buy ''essential'' drugs from within the United States, instead of countries like China, where the coronavirus originated. And he maintained there could be a vaccine ''long before the end of the year,'' despite skepticism from the health experts in his administration and concern among regulators about pressure to approve a vaccine on a political calendar.</w:t>
         <w:br/>
-        <w:t>'Rights of Victims'</w:t>
+        <w:t xml:space="preserve">  And a day after Facebook and Twitter forced his campaign accounts to remove video of him falsely saying that children are ''almost immune'' to the virus, he simply cited children as ''strong'' in fighting off the illness.</w:t>
         <w:br/>
-        <w:t>In his endorsement, Mr. Quayle praised Mr. Voinovich as someone who would ''put the rights of victims ahead of the rights of criminals.'' And he accused Congressional Democrats of stalling on the budget.</w:t>
+        <w:t xml:space="preserve">  At another point, after frequently criticizing Democratic governors, he said, ''We cannot defeat the virus by fighting against each other.''</w:t>
         <w:br/>
-        <w:t>''They fight us on everything,'' Mr. Quayle said with exasperation.</w:t>
         <w:br/>
-        <w:t>At a country fair in nearby Gallipolis, where Mr. Voinovich stopped briefly with the Vice President, a young dental hygienist sat on a bale of hay and promised her vote.</w:t>
-        <w:br/>
-        <w:t>''The Republicans believe people should have to work for a living,'' said the woman, Raegene Wood, as she listened to a country music band strum a Merle Haggard standard. ''The Democrats are more for giving handouts.''</w:t>
-        <w:br/>
-        <w:t>On the stump, Mr. Celebrezze, the son of a former Mayor of Cleveland, has the deliberate manner of an economics professor, explaining the certitude of his theories.</w:t>
-        <w:br/>
-        <w:t>''Our message is very simple,'' he told a group of black supporters in Columbus on Saturday. ''We will work on behalf of working people and forgotten people.''</w:t>
-        <w:br/>
-        <w:t>''The Republicans have no concept of what working people earn,'' he added, rolling his eyes in disgust over the $25,000-a-ticket Republican event that Mr. Bush attended here earlier in the campaign. ''I intend to work for the people who make $25,000 in a whole year.''</w:t>
-        <w:br/>
-        <w:t xml:space="preserve"> </w:t>
-        <w:br/>
-        <w:t xml:space="preserve"> </w:t>
-        <w:br/>
-        <w:t>THE 1990 CAMPAIGN</w:t>
-        <w:br/>
-        <w:t xml:space="preserve"> </w:t>
-        <w:br/>
-        <w:t>Ohio</w:t>
-        <w:br/>
-        <w:t xml:space="preserve"> </w:t>
-        <w:br/>
-        <w:t>GOVERNOR'S RACE</w:t>
-        <w:br/>
-        <w:t xml:space="preserve"> </w:t>
-        <w:br/>
-        <w:t>Democrat: Anthony J. Celebrezze, 49</w:t>
-        <w:br/>
-        <w:t>Republican: George Voinovich, 54</w:t>
-        <w:br/>
-        <w:t xml:space="preserve"> </w:t>
-        <w:br/>
-        <w:t>ANALYSIS</w:t>
-        <w:br/>
-        <w:t xml:space="preserve"> </w:t>
-        <w:br/>
-        <w:t>While the candidates differ on the issue of abortion, the race appears to pivot on the coice between Mr. Voinovich's pro-business stance, which invigorated Cleveland during his years as Mayor, and Mr. Celebrezze's position that workers and others ofmodest means are not getting a fair shake from government, especially on taxes.</w:t>
-        <w:br/>
-        <w:t xml:space="preserve"> </w:t>
-        <w:br/>
-        <w:t>REGISTERED VOTERS</w:t>
-        <w:br/>
-        <w:t xml:space="preserve"> </w:t>
-        <w:br/>
-        <w:t>Dem.: 1,821,762</w:t>
-        <w:br/>
-        <w:t>Rep.: 1,217,864</w:t>
-        <w:br/>
-        <w:t>Ind.: 2,744,947</w:t>
-        <w:br/>
-        <w:t xml:space="preserve"> </w:t>
-        <w:br/>
-        <w:t>LATEST POLL RESULTS</w:t>
-        <w:br/>
-        <w:t xml:space="preserve"> </w:t>
-        <w:br/>
-        <w:t>Survey of 600 registered voters by The Akron Beacon Journal and the University of Akron Sept. 24 to Oct. 4 showed Mr. Voinovich with 50.5 percent, Mr. Cleberezze with 35.4 percent and 14.1 percent undecided. Margin of error: 4 percentage points.</w:t>
+        <w:t>https://www.nytimes.com/2020/08/06/us/politics/trump-economy-ohio.html</w:t>
         <w:br/>
         <w:br/>
         <w:t>Graphic</w:t>
@@ -175,7 +118,7 @@
         <w:br/>
         <w:t xml:space="preserve"> </w:t>
         <w:br/>
-        <w:t>Photos: Reaction to the dispute over the Federal budget may hurt George Voinovich, left, the Republican candidate for governor of Ohio, and help his Democratic rival, Anthony J. Celebrezze Jr., the State Attorney General. (Associated Press)</w:t>
+        <w:t>PHOTO: Speaking at a Whirlpool plant in Clyde, Ohio, on Thursday, President Trump veered from the economy to lament his political fortunes. (PHOTOGRAPH BY ANNA MONEYMAKER FOR THE NEW YORK TIMES)</w:t>
       </w:r>
     </w:p>
     <w:sectPr>
